--- a/オフィス移転_EARTH昭和町ビル/output/03_退去精算書兼チェックリスト.docx
+++ b/オフィス移転_EARTH昭和町ビル/output/03_退去精算書兼チェックリスト.docx
@@ -5611,7 +5611,7 @@
           <w:sz w:val="21"/>
           <w:szCs w:val="21"/>
         </w:rPr>
-        <w:t xml:space="preserve">甲　株式会社Golder　　代表取締役 辰己 逸奎　　　　　　　　㊞</w:t>
+        <w:t xml:space="preserve">甲　株式会社Golder　　代表取締役 辰己 逸奎　　　　　　　　印</w:t>
       </w:r>
     </w:p>
     <w:p>
@@ -5639,7 +5639,7 @@
           <w:sz w:val="21"/>
           <w:szCs w:val="21"/>
         </w:rPr>
-        <w:t xml:space="preserve">当事者　＿＿＿＿＿＿＿＿＿＿＿＿＿　　代表取締役　＿＿＿＿＿＿＿＿＿　㊞</w:t>
+        <w:t xml:space="preserve">当事者　＿＿＿＿＿＿＿＿＿＿＿＿＿　　代表取締役　＿＿＿＿＿＿＿＿＿　印</w:t>
       </w:r>
     </w:p>
     <w:sectPr>
